--- a/Redux/redux.docx
+++ b/Redux/redux.docx
@@ -1,6 +1,6 @@
 
 <file path=word/document.xml><?xml version="1.0" encoding="utf-8"?>
-<w:document xmlns:wpc="http://schemas.microsoft.com/office/word/2010/wordprocessingCanvas" xmlns:cx="http://schemas.microsoft.com/office/drawing/2014/chartex" xmlns:cx1="http://schemas.microsoft.com/office/drawing/2015/9/8/chartex" xmlns:mc="http://schemas.openxmlformats.org/markup-compatibility/2006" xmlns:o="urn:schemas-microsoft-com:office:office" xmlns:r="http://schemas.openxmlformats.org/officeDocument/2006/relationships" xmlns:m="http://schemas.openxmlformats.org/officeDocument/2006/math" xmlns:v="urn:schemas-microsoft-com:vml" xmlns:wp14="http://schemas.microsoft.com/office/word/2010/wordprocessingDrawing" xmlns:wp="http://schemas.openxmlformats.org/drawingml/2006/wordprocessingDrawing" xmlns:w10="urn:schemas-microsoft-com:office:word" xmlns:w="http://schemas.openxmlformats.org/wordprocessingml/2006/main" xmlns:w14="http://schemas.microsoft.com/office/word/2010/wordml" xmlns:w15="http://schemas.microsoft.com/office/word/2012/wordml" xmlns:w16se="http://schemas.microsoft.com/office/word/2015/wordml/symex" xmlns:wpg="http://schemas.microsoft.com/office/word/2010/wordprocessingGroup" xmlns:wpi="http://schemas.microsoft.com/office/word/2010/wordprocessingInk" xmlns:wne="http://schemas.microsoft.com/office/word/2006/wordml" xmlns:wps="http://schemas.microsoft.com/office/word/2010/wordprocessingShape" mc:Ignorable="w14 w15 w16se wp14">
+<w:document xmlns:wpc="http://schemas.microsoft.com/office/word/2010/wordprocessingCanvas" xmlns:cx="http://schemas.microsoft.com/office/drawing/2014/chartex" xmlns:cx1="http://schemas.microsoft.com/office/drawing/2015/9/8/chartex" xmlns:cx2="http://schemas.microsoft.com/office/drawing/2015/10/21/chartex" xmlns:cx3="http://schemas.microsoft.com/office/drawing/2016/5/9/chartex" xmlns:cx4="http://schemas.microsoft.com/office/drawing/2016/5/10/chartex" xmlns:cx5="http://schemas.microsoft.com/office/drawing/2016/5/11/chartex" xmlns:cx6="http://schemas.microsoft.com/office/drawing/2016/5/12/chartex" xmlns:cx7="http://schemas.microsoft.com/office/drawing/2016/5/13/chartex" xmlns:cx8="http://schemas.microsoft.com/office/drawing/2016/5/14/chartex" xmlns:mc="http://schemas.openxmlformats.org/markup-compatibility/2006" xmlns:aink="http://schemas.microsoft.com/office/drawing/2016/ink" xmlns:am3d="http://schemas.microsoft.com/office/drawing/2017/model3d" xmlns:o="urn:schemas-microsoft-com:office:office" xmlns:r="http://schemas.openxmlformats.org/officeDocument/2006/relationships" xmlns:m="http://schemas.openxmlformats.org/officeDocument/2006/math" xmlns:v="urn:schemas-microsoft-com:vml" xmlns:wp14="http://schemas.microsoft.com/office/word/2010/wordprocessingDrawing" xmlns:wp="http://schemas.openxmlformats.org/drawingml/2006/wordprocessingDrawing" xmlns:w10="urn:schemas-microsoft-com:office:word" xmlns:w="http://schemas.openxmlformats.org/wordprocessingml/2006/main" xmlns:w14="http://schemas.microsoft.com/office/word/2010/wordml" xmlns:w15="http://schemas.microsoft.com/office/word/2012/wordml" xmlns:w16cex="http://schemas.microsoft.com/office/word/2018/wordml/cex" xmlns:w16cid="http://schemas.microsoft.com/office/word/2016/wordml/cid" xmlns:w16="http://schemas.microsoft.com/office/word/2018/wordml" xmlns:w16sdtdh="http://schemas.microsoft.com/office/word/2020/wordml/sdtdatahash" xmlns:w16se="http://schemas.microsoft.com/office/word/2015/wordml/symex" xmlns:wpg="http://schemas.microsoft.com/office/word/2010/wordprocessingGroup" xmlns:wpi="http://schemas.microsoft.com/office/word/2010/wordprocessingInk" xmlns:wne="http://schemas.microsoft.com/office/word/2006/wordml" xmlns:wps="http://schemas.microsoft.com/office/word/2010/wordprocessingShape" mc:Ignorable="w14 w15 w16se w16cid w16 w16cex w16sdtdh wp14">
   <w:body>
     <w:p>
       <w:pPr>
@@ -30,11 +30,9 @@
       <w:r>
         <w:t xml:space="preserve">Normal </w:t>
       </w:r>
-      <w:proofErr w:type="gramStart"/>
-      <w:r>
-        <w:t>Function :</w:t>
-      </w:r>
-      <w:proofErr w:type="gramEnd"/>
+      <w:r>
+        <w:t>Function:</w:t>
+      </w:r>
       <w:r>
         <w:t xml:space="preserve"> </w:t>
       </w:r>
@@ -102,11 +100,9 @@
       <w:r>
         <w:t xml:space="preserve">Currying </w:t>
       </w:r>
-      <w:proofErr w:type="gramStart"/>
-      <w:r>
-        <w:t>function :</w:t>
-      </w:r>
-      <w:proofErr w:type="gramEnd"/>
+      <w:r>
+        <w:t>function:</w:t>
+      </w:r>
       <w:r>
         <w:t xml:space="preserve"> </w:t>
       </w:r>
@@ -210,7 +206,6 @@
         <w:t xml:space="preserve">object Update </w:t>
       </w:r>
     </w:p>
-    <w:p/>
     <w:p>
       <w:pPr>
         <w:pStyle w:val="ListParagraph"/>
@@ -374,7 +369,7 @@
           <w:sz w:val="21"/>
           <w:szCs w:val="21"/>
         </w:rPr>
-        <w:t xml:space="preserve">&lt;html </w:t>
+        <w:t>&lt;html lang="</w:t>
       </w:r>
       <w:proofErr w:type="spellStart"/>
       <w:r>
@@ -383,7 +378,7 @@
           <w:sz w:val="21"/>
           <w:szCs w:val="21"/>
         </w:rPr>
-        <w:t>lang</w:t>
+        <w:t>en</w:t>
       </w:r>
       <w:proofErr w:type="spellEnd"/>
       <w:r>
@@ -392,24 +387,6 @@
           <w:sz w:val="21"/>
           <w:szCs w:val="21"/>
         </w:rPr>
-        <w:t>="</w:t>
-      </w:r>
-      <w:proofErr w:type="spellStart"/>
-      <w:r>
-        <w:rPr>
-          <w:rFonts w:eastAsia="Times New Roman" w:cstheme="minorHAnsi"/>
-          <w:sz w:val="21"/>
-          <w:szCs w:val="21"/>
-        </w:rPr>
-        <w:t>en</w:t>
-      </w:r>
-      <w:proofErr w:type="spellEnd"/>
-      <w:r>
-        <w:rPr>
-          <w:rFonts w:eastAsia="Times New Roman" w:cstheme="minorHAnsi"/>
-          <w:sz w:val="21"/>
-          <w:szCs w:val="21"/>
-        </w:rPr>
         <w:t>"&gt;</w:t>
       </w:r>
     </w:p>
@@ -650,43 +627,43 @@
           <w:sz w:val="21"/>
           <w:szCs w:val="21"/>
         </w:rPr>
+        <w:t xml:space="preserve">            </w:t>
+      </w:r>
+      <w:r>
+        <w:rPr>
+          <w:rFonts w:eastAsia="Times New Roman" w:cstheme="minorHAnsi"/>
+          <w:sz w:val="21"/>
+          <w:szCs w:val="21"/>
+        </w:rPr>
+        <w:t xml:space="preserve">      </w:t>
+      </w:r>
+      <w:r>
+        <w:rPr>
+          <w:rFonts w:eastAsia="Times New Roman" w:cstheme="minorHAnsi"/>
+          <w:sz w:val="21"/>
+          <w:szCs w:val="21"/>
+        </w:rPr>
+        <w:t>&lt;button id="dec"&gt; decrement &lt;/button&gt;</w:t>
+      </w:r>
+    </w:p>
+    <w:p>
+      <w:pPr>
+        <w:shd w:val="clear" w:color="auto" w:fill="FFFFFF"/>
+        <w:spacing w:after="0" w:line="285" w:lineRule="atLeast"/>
+        <w:ind w:left="1440" w:firstLine="720"/>
+        <w:rPr>
+          <w:rFonts w:eastAsia="Times New Roman" w:cstheme="minorHAnsi"/>
+          <w:sz w:val="21"/>
+          <w:szCs w:val="21"/>
+        </w:rPr>
+      </w:pPr>
+      <w:r>
+        <w:rPr>
+          <w:rFonts w:eastAsia="Times New Roman" w:cstheme="minorHAnsi"/>
+          <w:sz w:val="21"/>
+          <w:szCs w:val="21"/>
+        </w:rPr>
         <w:lastRenderedPageBreak/>
-        <w:t xml:space="preserve">            </w:t>
-      </w:r>
-      <w:r>
-        <w:rPr>
-          <w:rFonts w:eastAsia="Times New Roman" w:cstheme="minorHAnsi"/>
-          <w:sz w:val="21"/>
-          <w:szCs w:val="21"/>
-        </w:rPr>
-        <w:t xml:space="preserve">      </w:t>
-      </w:r>
-      <w:r>
-        <w:rPr>
-          <w:rFonts w:eastAsia="Times New Roman" w:cstheme="minorHAnsi"/>
-          <w:sz w:val="21"/>
-          <w:szCs w:val="21"/>
-        </w:rPr>
-        <w:t>&lt;button id="dec"&gt; decrement &lt;/button&gt;</w:t>
-      </w:r>
-    </w:p>
-    <w:p>
-      <w:pPr>
-        <w:shd w:val="clear" w:color="auto" w:fill="FFFFFF"/>
-        <w:spacing w:after="0" w:line="285" w:lineRule="atLeast"/>
-        <w:ind w:left="1440" w:firstLine="720"/>
-        <w:rPr>
-          <w:rFonts w:eastAsia="Times New Roman" w:cstheme="minorHAnsi"/>
-          <w:sz w:val="21"/>
-          <w:szCs w:val="21"/>
-        </w:rPr>
-      </w:pPr>
-      <w:r>
-        <w:rPr>
-          <w:rFonts w:eastAsia="Times New Roman" w:cstheme="minorHAnsi"/>
-          <w:sz w:val="21"/>
-          <w:szCs w:val="21"/>
-        </w:rPr>
         <w:t xml:space="preserve">        </w:t>
       </w:r>
       <w:r>
@@ -1328,14 +1305,29 @@
         </w:rPr>
         <w:t xml:space="preserve">update </w:t>
       </w:r>
-      <w:proofErr w:type="gramStart"/>
       <w:r>
         <w:rPr>
           <w:b/>
         </w:rPr>
-        <w:t>UI :</w:t>
-      </w:r>
-      <w:proofErr w:type="gramEnd"/>
+        <w:t>UI:</w:t>
+      </w:r>
+    </w:p>
+    <w:p>
+      <w:pPr>
+        <w:spacing w:after="0"/>
+        <w:ind w:left="2160"/>
+      </w:pPr>
+      <w:r>
+        <w:t xml:space="preserve">const </w:t>
+      </w:r>
+      <w:proofErr w:type="spellStart"/>
+      <w:r>
+        <w:t>rendar</w:t>
+      </w:r>
+      <w:proofErr w:type="spellEnd"/>
+      <w:r>
+        <w:t xml:space="preserve"> = () =&gt; {</w:t>
+      </w:r>
     </w:p>
     <w:p>
       <w:pPr>
@@ -1344,23 +1336,6 @@
       </w:pPr>
       <w:r>
         <w:lastRenderedPageBreak/>
-        <w:t xml:space="preserve">const </w:t>
-      </w:r>
-      <w:proofErr w:type="spellStart"/>
-      <w:r>
-        <w:t>rendar</w:t>
-      </w:r>
-      <w:proofErr w:type="spellEnd"/>
-      <w:r>
-        <w:t xml:space="preserve"> = () =&gt; {</w:t>
-      </w:r>
-    </w:p>
-    <w:p>
-      <w:pPr>
-        <w:spacing w:after="0"/>
-        <w:ind w:left="2160"/>
-      </w:pPr>
-      <w:r>
         <w:t xml:space="preserve">  </w:t>
       </w:r>
       <w:r>
@@ -2899,23 +2874,7 @@
           <w:rFonts w:eastAsia="Times New Roman" w:cstheme="minorHAnsi"/>
           <w:szCs w:val="21"/>
         </w:rPr>
-        <w:t>={</w:t>
-      </w:r>
-      <w:proofErr w:type="spellStart"/>
-      <w:r>
-        <w:rPr>
-          <w:rFonts w:eastAsia="Times New Roman" w:cstheme="minorHAnsi"/>
-          <w:szCs w:val="21"/>
-        </w:rPr>
-        <w:t>dec</w:t>
-      </w:r>
-      <w:proofErr w:type="spellEnd"/>
-      <w:r>
-        <w:rPr>
-          <w:rFonts w:eastAsia="Times New Roman" w:cstheme="minorHAnsi"/>
-          <w:szCs w:val="21"/>
-        </w:rPr>
-        <w:t xml:space="preserve">} &gt; </w:t>
+        <w:t xml:space="preserve">={dec} &gt; </w:t>
       </w:r>
       <w:proofErr w:type="spellStart"/>
       <w:r>
@@ -3269,7 +3228,7 @@
           <w:rFonts w:eastAsia="Times New Roman" w:cstheme="minorHAnsi"/>
           <w:szCs w:val="21"/>
         </w:rPr>
-        <w:t>={</w:t>
+        <w:t xml:space="preserve">={dec} &gt; </w:t>
       </w:r>
       <w:proofErr w:type="spellStart"/>
       <w:r>
@@ -3277,7 +3236,7 @@
           <w:rFonts w:eastAsia="Times New Roman" w:cstheme="minorHAnsi"/>
           <w:szCs w:val="21"/>
         </w:rPr>
-        <w:t>dec</w:t>
+        <w:t>decremnt</w:t>
       </w:r>
       <w:proofErr w:type="spellEnd"/>
       <w:r>
@@ -3285,22 +3244,6 @@
           <w:rFonts w:eastAsia="Times New Roman" w:cstheme="minorHAnsi"/>
           <w:szCs w:val="21"/>
         </w:rPr>
-        <w:t xml:space="preserve">} &gt; </w:t>
-      </w:r>
-      <w:proofErr w:type="spellStart"/>
-      <w:r>
-        <w:rPr>
-          <w:rFonts w:eastAsia="Times New Roman" w:cstheme="minorHAnsi"/>
-          <w:szCs w:val="21"/>
-        </w:rPr>
-        <w:t>decremnt</w:t>
-      </w:r>
-      <w:proofErr w:type="spellEnd"/>
-      <w:r>
-        <w:rPr>
-          <w:rFonts w:eastAsia="Times New Roman" w:cstheme="minorHAnsi"/>
-          <w:szCs w:val="21"/>
-        </w:rPr>
         <w:t xml:space="preserve"> &lt;/button&gt;</w:t>
       </w:r>
     </w:p>
@@ -3913,26 +3856,6 @@
         </w:rPr>
         <w:t>Counter);</w:t>
       </w:r>
-    </w:p>
-    <w:p>
-      <w:pPr>
-        <w:spacing w:after="0"/>
-      </w:pPr>
-    </w:p>
-    <w:p>
-      <w:pPr>
-        <w:spacing w:after="0"/>
-      </w:pPr>
-    </w:p>
-    <w:p>
-      <w:pPr>
-        <w:spacing w:after="0"/>
-      </w:pPr>
-    </w:p>
-    <w:p>
-      <w:pPr>
-        <w:spacing w:after="0"/>
-      </w:pPr>
     </w:p>
     <w:p>
       <w:pPr>
@@ -4077,7 +4000,6 @@
         <w:ind w:left="2160"/>
       </w:pPr>
       <w:r>
-        <w:lastRenderedPageBreak/>
         <w:t>}</w:t>
       </w:r>
     </w:p>
@@ -4165,6 +4087,7 @@
         <w:ind w:left="2880"/>
       </w:pPr>
       <w:r>
+        <w:lastRenderedPageBreak/>
         <w:t>case “increment”:</w:t>
       </w:r>
     </w:p>
@@ -4983,6 +4906,7 @@
         <w:ind w:left="2160"/>
       </w:pPr>
       <w:r>
+        <w:lastRenderedPageBreak/>
         <w:t xml:space="preserve">  </w:t>
       </w:r>
       <w:r>
@@ -5578,86 +5502,86 @@
           <w:rFonts w:eastAsia="Times New Roman" w:cstheme="minorHAnsi"/>
           <w:szCs w:val="21"/>
         </w:rPr>
+        <w:t>      return {</w:t>
+      </w:r>
+    </w:p>
+    <w:p>
+      <w:pPr>
+        <w:shd w:val="clear" w:color="auto" w:fill="FFFFFF"/>
+        <w:spacing w:after="0" w:line="285" w:lineRule="atLeast"/>
+        <w:ind w:left="2160"/>
+        <w:rPr>
+          <w:rFonts w:eastAsia="Times New Roman" w:cstheme="minorHAnsi"/>
+          <w:szCs w:val="21"/>
+        </w:rPr>
+      </w:pPr>
+      <w:r>
+        <w:rPr>
+          <w:rFonts w:eastAsia="Times New Roman" w:cstheme="minorHAnsi"/>
+          <w:szCs w:val="21"/>
+        </w:rPr>
+        <w:t>        ...state,</w:t>
+      </w:r>
+    </w:p>
+    <w:p>
+      <w:pPr>
+        <w:shd w:val="clear" w:color="auto" w:fill="FFFFFF"/>
+        <w:spacing w:after="0" w:line="285" w:lineRule="atLeast"/>
+        <w:ind w:left="2160"/>
+        <w:rPr>
+          <w:rFonts w:eastAsia="Times New Roman" w:cstheme="minorHAnsi"/>
+          <w:szCs w:val="21"/>
+        </w:rPr>
+      </w:pPr>
+      <w:r>
+        <w:rPr>
+          <w:rFonts w:eastAsia="Times New Roman" w:cstheme="minorHAnsi"/>
+          <w:szCs w:val="21"/>
+        </w:rPr>
+        <w:t>        value: state.value - 1,</w:t>
+      </w:r>
+    </w:p>
+    <w:p>
+      <w:pPr>
+        <w:shd w:val="clear" w:color="auto" w:fill="FFFFFF"/>
+        <w:spacing w:after="0" w:line="285" w:lineRule="atLeast"/>
+        <w:ind w:left="2160"/>
+        <w:rPr>
+          <w:rFonts w:eastAsia="Times New Roman" w:cstheme="minorHAnsi"/>
+          <w:szCs w:val="21"/>
+        </w:rPr>
+      </w:pPr>
+      <w:r>
+        <w:rPr>
+          <w:rFonts w:eastAsia="Times New Roman" w:cstheme="minorHAnsi"/>
+          <w:szCs w:val="21"/>
+        </w:rPr>
+        <w:t>   </w:t>
+      </w:r>
+      <w:r>
+        <w:rPr>
+          <w:rFonts w:eastAsia="Times New Roman" w:cstheme="minorHAnsi"/>
+          <w:szCs w:val="21"/>
+        </w:rPr>
+        <w:t>};</w:t>
+      </w:r>
+    </w:p>
+    <w:p>
+      <w:pPr>
+        <w:shd w:val="clear" w:color="auto" w:fill="FFFFFF"/>
+        <w:spacing w:after="0" w:line="285" w:lineRule="atLeast"/>
+        <w:ind w:left="2160"/>
+        <w:rPr>
+          <w:rFonts w:eastAsia="Times New Roman" w:cstheme="minorHAnsi"/>
+          <w:szCs w:val="21"/>
+        </w:rPr>
+      </w:pPr>
+      <w:r>
+        <w:rPr>
+          <w:rFonts w:eastAsia="Times New Roman" w:cstheme="minorHAnsi"/>
+          <w:szCs w:val="21"/>
+        </w:rPr>
         <w:lastRenderedPageBreak/>
-        <w:t>      return {</w:t>
-      </w:r>
-    </w:p>
-    <w:p>
-      <w:pPr>
-        <w:shd w:val="clear" w:color="auto" w:fill="FFFFFF"/>
-        <w:spacing w:after="0" w:line="285" w:lineRule="atLeast"/>
-        <w:ind w:left="2160"/>
-        <w:rPr>
-          <w:rFonts w:eastAsia="Times New Roman" w:cstheme="minorHAnsi"/>
-          <w:szCs w:val="21"/>
-        </w:rPr>
-      </w:pPr>
-      <w:r>
-        <w:rPr>
-          <w:rFonts w:eastAsia="Times New Roman" w:cstheme="minorHAnsi"/>
-          <w:szCs w:val="21"/>
-        </w:rPr>
-        <w:t>        ...state,</w:t>
-      </w:r>
-    </w:p>
-    <w:p>
-      <w:pPr>
-        <w:shd w:val="clear" w:color="auto" w:fill="FFFFFF"/>
-        <w:spacing w:after="0" w:line="285" w:lineRule="atLeast"/>
-        <w:ind w:left="2160"/>
-        <w:rPr>
-          <w:rFonts w:eastAsia="Times New Roman" w:cstheme="minorHAnsi"/>
-          <w:szCs w:val="21"/>
-        </w:rPr>
-      </w:pPr>
-      <w:r>
-        <w:rPr>
-          <w:rFonts w:eastAsia="Times New Roman" w:cstheme="minorHAnsi"/>
-          <w:szCs w:val="21"/>
-        </w:rPr>
-        <w:t>        value: state.value - 1,</w:t>
-      </w:r>
-    </w:p>
-    <w:p>
-      <w:pPr>
-        <w:shd w:val="clear" w:color="auto" w:fill="FFFFFF"/>
-        <w:spacing w:after="0" w:line="285" w:lineRule="atLeast"/>
-        <w:ind w:left="2160"/>
-        <w:rPr>
-          <w:rFonts w:eastAsia="Times New Roman" w:cstheme="minorHAnsi"/>
-          <w:szCs w:val="21"/>
-        </w:rPr>
-      </w:pPr>
-      <w:r>
-        <w:rPr>
-          <w:rFonts w:eastAsia="Times New Roman" w:cstheme="minorHAnsi"/>
-          <w:szCs w:val="21"/>
-        </w:rPr>
-        <w:t>   </w:t>
-      </w:r>
-      <w:r>
-        <w:rPr>
-          <w:rFonts w:eastAsia="Times New Roman" w:cstheme="minorHAnsi"/>
-          <w:szCs w:val="21"/>
-        </w:rPr>
-        <w:t>};</w:t>
-      </w:r>
-    </w:p>
-    <w:p>
-      <w:pPr>
-        <w:shd w:val="clear" w:color="auto" w:fill="FFFFFF"/>
-        <w:spacing w:after="0" w:line="285" w:lineRule="atLeast"/>
-        <w:ind w:left="2160"/>
-        <w:rPr>
-          <w:rFonts w:eastAsia="Times New Roman" w:cstheme="minorHAnsi"/>
-          <w:szCs w:val="21"/>
-        </w:rPr>
-      </w:pPr>
-      <w:r>
-        <w:rPr>
-          <w:rFonts w:eastAsia="Times New Roman" w:cstheme="minorHAnsi"/>
-          <w:szCs w:val="21"/>
-        </w:rPr>
         <w:t>   </w:t>
       </w:r>
       <w:r>
@@ -6236,7 +6160,6 @@
     </w:p>
     <w:p>
       <w:r>
-        <w:lastRenderedPageBreak/>
         <w:tab/>
       </w:r>
       <w:r>
@@ -6317,11 +6240,9 @@
       <w:r>
         <w:t xml:space="preserve">we create an initial </w:t>
       </w:r>
-      <w:proofErr w:type="gramStart"/>
-      <w:r>
-        <w:t>value ;</w:t>
-      </w:r>
-      <w:proofErr w:type="gramEnd"/>
+      <w:r>
+        <w:t>value;</w:t>
+      </w:r>
     </w:p>
     <w:p>
       <w:pPr>
@@ -6527,16 +6448,13 @@
       <w:r>
         <w:t xml:space="preserve">this value </w:t>
       </w:r>
-      <w:proofErr w:type="gramStart"/>
-      <w:r>
-        <w:t>are</w:t>
-      </w:r>
-      <w:proofErr w:type="gramEnd"/>
+      <w:r>
+        <w:t>is</w:t>
+      </w:r>
       <w:r>
         <w:t xml:space="preserve"> fixed in name. </w:t>
       </w:r>
     </w:p>
-    <w:p/>
     <w:p>
       <w:pPr>
         <w:pStyle w:val="ListParagraph"/>
@@ -6853,9 +6771,6 @@
       </w:r>
       <w:r>
         <w:br/>
-      </w:r>
-      <w:r>
-        <w:lastRenderedPageBreak/>
         <w:t xml:space="preserve">  </w:t>
       </w:r>
       <w:r>
@@ -6964,6 +6879,7 @@
         <w:ind w:left="2160"/>
       </w:pPr>
       <w:r>
+        <w:lastRenderedPageBreak/>
         <w:t>{</w:t>
       </w:r>
       <w:r>
@@ -7167,16 +7083,14 @@
       <w:r>
         <w:t xml:space="preserve">export </w:t>
       </w:r>
-      <w:proofErr w:type="gramStart"/>
-      <w:r>
-        <w:t xml:space="preserve">default  </w:t>
+      <w:r>
+        <w:t xml:space="preserve">default </w:t>
       </w:r>
       <w:proofErr w:type="spellStart"/>
       <w:r>
         <w:t>counterSlice.reducer</w:t>
       </w:r>
       <w:proofErr w:type="spellEnd"/>
-      <w:proofErr w:type="gramEnd"/>
       <w:r>
         <w:t>;</w:t>
       </w:r>
@@ -7225,8 +7139,6 @@
         </w:rPr>
         <w:t>Redux vlue;</w:t>
       </w:r>
-      <w:bookmarkStart w:id="0" w:name="_GoBack"/>
-      <w:bookmarkEnd w:id="0"/>
     </w:p>
     <w:sectPr>
       <w:pgSz w:w="12240" w:h="15840"/>
@@ -7239,7 +7151,7 @@
 </file>
 
 <file path=word/numbering.xml><?xml version="1.0" encoding="utf-8"?>
-<w:numbering xmlns:wpc="http://schemas.microsoft.com/office/word/2010/wordprocessingCanvas" xmlns:cx="http://schemas.microsoft.com/office/drawing/2014/chartex" xmlns:cx1="http://schemas.microsoft.com/office/drawing/2015/9/8/chartex" xmlns:mc="http://schemas.openxmlformats.org/markup-compatibility/2006" xmlns:o="urn:schemas-microsoft-com:office:office" xmlns:r="http://schemas.openxmlformats.org/officeDocument/2006/relationships" xmlns:m="http://schemas.openxmlformats.org/officeDocument/2006/math" xmlns:v="urn:schemas-microsoft-com:vml" xmlns:wp14="http://schemas.microsoft.com/office/word/2010/wordprocessingDrawing" xmlns:wp="http://schemas.openxmlformats.org/drawingml/2006/wordprocessingDrawing" xmlns:w10="urn:schemas-microsoft-com:office:word" xmlns:w="http://schemas.openxmlformats.org/wordprocessingml/2006/main" xmlns:w14="http://schemas.microsoft.com/office/word/2010/wordml" xmlns:w15="http://schemas.microsoft.com/office/word/2012/wordml" xmlns:w16se="http://schemas.microsoft.com/office/word/2015/wordml/symex" xmlns:wpg="http://schemas.microsoft.com/office/word/2010/wordprocessingGroup" xmlns:wpi="http://schemas.microsoft.com/office/word/2010/wordprocessingInk" xmlns:wne="http://schemas.microsoft.com/office/word/2006/wordml" xmlns:wps="http://schemas.microsoft.com/office/word/2010/wordprocessingShape" mc:Ignorable="w14 w15 w16se wp14">
+<w:numbering xmlns:wpc="http://schemas.microsoft.com/office/word/2010/wordprocessingCanvas" xmlns:cx="http://schemas.microsoft.com/office/drawing/2014/chartex" xmlns:cx1="http://schemas.microsoft.com/office/drawing/2015/9/8/chartex" xmlns:cx2="http://schemas.microsoft.com/office/drawing/2015/10/21/chartex" xmlns:cx3="http://schemas.microsoft.com/office/drawing/2016/5/9/chartex" xmlns:cx4="http://schemas.microsoft.com/office/drawing/2016/5/10/chartex" xmlns:cx5="http://schemas.microsoft.com/office/drawing/2016/5/11/chartex" xmlns:cx6="http://schemas.microsoft.com/office/drawing/2016/5/12/chartex" xmlns:cx7="http://schemas.microsoft.com/office/drawing/2016/5/13/chartex" xmlns:cx8="http://schemas.microsoft.com/office/drawing/2016/5/14/chartex" xmlns:mc="http://schemas.openxmlformats.org/markup-compatibility/2006" xmlns:aink="http://schemas.microsoft.com/office/drawing/2016/ink" xmlns:am3d="http://schemas.microsoft.com/office/drawing/2017/model3d" xmlns:o="urn:schemas-microsoft-com:office:office" xmlns:r="http://schemas.openxmlformats.org/officeDocument/2006/relationships" xmlns:m="http://schemas.openxmlformats.org/officeDocument/2006/math" xmlns:v="urn:schemas-microsoft-com:vml" xmlns:wp14="http://schemas.microsoft.com/office/word/2010/wordprocessingDrawing" xmlns:wp="http://schemas.openxmlformats.org/drawingml/2006/wordprocessingDrawing" xmlns:w10="urn:schemas-microsoft-com:office:word" xmlns:w="http://schemas.openxmlformats.org/wordprocessingml/2006/main" xmlns:w14="http://schemas.microsoft.com/office/word/2010/wordml" xmlns:w15="http://schemas.microsoft.com/office/word/2012/wordml" xmlns:w16cex="http://schemas.microsoft.com/office/word/2018/wordml/cex" xmlns:w16cid="http://schemas.microsoft.com/office/word/2016/wordml/cid" xmlns:w16="http://schemas.microsoft.com/office/word/2018/wordml" xmlns:w16sdtdh="http://schemas.microsoft.com/office/word/2020/wordml/sdtdatahash" xmlns:w16se="http://schemas.microsoft.com/office/word/2015/wordml/symex" xmlns:wpg="http://schemas.microsoft.com/office/word/2010/wordprocessingGroup" xmlns:wpi="http://schemas.microsoft.com/office/word/2010/wordprocessingInk" xmlns:wne="http://schemas.microsoft.com/office/word/2006/wordml" xmlns:wps="http://schemas.microsoft.com/office/word/2010/wordprocessingShape" mc:Ignorable="w14 w15 w16se w16cid w16 w16cex w16sdtdh wp14">
   <w:abstractNum w:abstractNumId="0" w15:restartNumberingAfterBreak="0">
     <w:nsid w:val="00241970"/>
     <w:multiLevelType w:val="hybridMultilevel"/>
@@ -9414,7 +9326,7 @@
 </file>
 
 <file path=word/styles.xml><?xml version="1.0" encoding="utf-8"?>
-<w:styles xmlns:mc="http://schemas.openxmlformats.org/markup-compatibility/2006" xmlns:r="http://schemas.openxmlformats.org/officeDocument/2006/relationships" xmlns:w="http://schemas.openxmlformats.org/wordprocessingml/2006/main" xmlns:w14="http://schemas.microsoft.com/office/word/2010/wordml" xmlns:w15="http://schemas.microsoft.com/office/word/2012/wordml" xmlns:w16se="http://schemas.microsoft.com/office/word/2015/wordml/symex" mc:Ignorable="w14 w15 w16se">
+<w:styles xmlns:mc="http://schemas.openxmlformats.org/markup-compatibility/2006" xmlns:r="http://schemas.openxmlformats.org/officeDocument/2006/relationships" xmlns:w="http://schemas.openxmlformats.org/wordprocessingml/2006/main" xmlns:w14="http://schemas.microsoft.com/office/word/2010/wordml" xmlns:w15="http://schemas.microsoft.com/office/word/2012/wordml" xmlns:w16cex="http://schemas.microsoft.com/office/word/2018/wordml/cex" xmlns:w16cid="http://schemas.microsoft.com/office/word/2016/wordml/cid" xmlns:w16="http://schemas.microsoft.com/office/word/2018/wordml" xmlns:w16sdtdh="http://schemas.microsoft.com/office/word/2020/wordml/sdtdatahash" xmlns:w16se="http://schemas.microsoft.com/office/word/2015/wordml/symex" mc:Ignorable="w14 w15 w16se w16cid w16 w16cex w16sdtdh">
   <w:docDefaults>
     <w:rPrDefault>
       <w:rPr>
@@ -9430,7 +9342,7 @@
       </w:pPr>
     </w:pPrDefault>
   </w:docDefaults>
-  <w:latentStyles w:defLockedState="0" w:defUIPriority="99" w:defSemiHidden="0" w:defUnhideWhenUsed="0" w:defQFormat="0" w:count="371">
+  <w:latentStyles w:defLockedState="0" w:defUIPriority="99" w:defSemiHidden="0" w:defUnhideWhenUsed="0" w:defQFormat="0" w:count="376">
     <w:lsdException w:name="Normal" w:uiPriority="0" w:qFormat="1"/>
     <w:lsdException w:name="heading 1" w:uiPriority="9" w:qFormat="1"/>
     <w:lsdException w:name="heading 2" w:semiHidden="1" w:uiPriority="9" w:unhideWhenUsed="1" w:qFormat="1"/>
@@ -9802,6 +9714,11 @@
     <w:lsdException w:name="List Table 5 Dark Accent 6" w:uiPriority="50"/>
     <w:lsdException w:name="List Table 6 Colorful Accent 6" w:uiPriority="51"/>
     <w:lsdException w:name="List Table 7 Colorful Accent 6" w:uiPriority="52"/>
+    <w:lsdException w:name="Mention" w:semiHidden="1" w:unhideWhenUsed="1"/>
+    <w:lsdException w:name="Smart Hyperlink" w:semiHidden="1" w:unhideWhenUsed="1"/>
+    <w:lsdException w:name="Hashtag" w:semiHidden="1" w:unhideWhenUsed="1"/>
+    <w:lsdException w:name="Unresolved Mention" w:semiHidden="1" w:unhideWhenUsed="1"/>
+    <w:lsdException w:name="Smart Link" w:semiHidden="1" w:unhideWhenUsed="1"/>
   </w:latentStyles>
   <w:style w:type="paragraph" w:default="1" w:styleId="Normal">
     <w:name w:val="Normal"/>
